--- a/Teacher Resources (Start Here)/14_STARLAB_Common_Problems_and_What_To_Do_Guide.docx
+++ b/Teacher Resources (Start Here)/14_STARLAB_Common_Problems_and_What_To_Do_Guide.docx
@@ -9055,7 +9055,7 @@
           </w:tcPr>
           <w:p>
             <w:r>
-              <w:t>Teacher Start Here</w:t>
+              <w:t>Start Here</w:t>
             </w:r>
           </w:p>
         </w:tc>
